--- a/Gabriel/.Net Backend/GABRIEL POPA.docx
+++ b/Gabriel/.Net Backend/GABRIEL POPA.docx
@@ -106,18 +106,7 @@
           <w:color w:val="4472C4" w:themeColor="accent5"/>
           <w:szCs w:val="36"/>
         </w:rPr>
-        <w:t xml:space="preserve"> </w:t>
-      </w:r>
-      <w:bookmarkStart w:id="0" w:name="_GoBack"/>
-      <w:bookmarkEnd w:id="0"/>
-      <w:r>
-        <w:rPr>
-          <w:b/>
-          <w:bCs/>
-          <w:color w:val="4472C4" w:themeColor="accent5"/>
-          <w:szCs w:val="36"/>
-        </w:rPr>
-        <w:t>Azure</w:t>
+        <w:t xml:space="preserve"> Azure</w:t>
       </w:r>
     </w:p>
     <w:p>
@@ -128,22 +117,22 @@
         <w:jc w:val="center"/>
         <w:rPr>
           <w:rStyle w:val="NormalWebChar"/>
-          <w:rFonts w:asciiTheme="majorBidi" w:hAnsiTheme="majorBidi" w:cstheme="majorBidi"/>
+          <w:rFonts w:ascii="Cambria" w:hAnsi="Cambria" w:cstheme="majorBidi"/>
           <w:bCs/>
           <w:color w:val="000000" w:themeColor="text1"/>
           <w:sz w:val="20"/>
-          <w:szCs w:val="27"/>
+          <w:szCs w:val="21"/>
         </w:rPr>
       </w:pPr>
       <w:proofErr w:type="spellStart"/>
       <w:r>
         <w:rPr>
           <w:rStyle w:val="NormalWebChar"/>
-          <w:rFonts w:asciiTheme="majorBidi" w:hAnsiTheme="majorBidi" w:cstheme="majorBidi"/>
+          <w:rFonts w:ascii="Cambria" w:hAnsi="Cambria" w:cstheme="majorBidi"/>
           <w:bCs/>
           <w:color w:val="000000" w:themeColor="text1"/>
           <w:sz w:val="20"/>
-          <w:szCs w:val="28"/>
+          <w:szCs w:val="21"/>
         </w:rPr>
         <w:t>Cluj</w:t>
       </w:r>
@@ -151,66 +140,34 @@
       <w:r>
         <w:rPr>
           <w:rStyle w:val="NormalWebChar"/>
-          <w:rFonts w:asciiTheme="majorBidi" w:hAnsiTheme="majorBidi" w:cstheme="majorBidi"/>
+          <w:rFonts w:ascii="Cambria" w:hAnsi="Cambria" w:cstheme="majorBidi"/>
           <w:bCs/>
           <w:color w:val="000000" w:themeColor="text1"/>
           <w:sz w:val="20"/>
-          <w:szCs w:val="28"/>
-        </w:rPr>
-        <w:t>, Romania</w:t>
+          <w:szCs w:val="21"/>
+        </w:rPr>
+        <w:t xml:space="preserve">, Romania | +40 764309991 | </w:t>
+      </w:r>
+      <w:r>
+        <w:rPr>
+          <w:rFonts w:ascii="Cambria" w:eastAsia="Times New Roman" w:hAnsi="Cambria" w:cstheme="majorBidi"/>
+          <w:bCs/>
+          <w:color w:val="000000" w:themeColor="text1"/>
+          <w:szCs w:val="21"/>
+          <w:lang w:eastAsia="en-US"/>
+        </w:rPr>
+        <w:t xml:space="preserve">gabrielpdev@outlook.com | </w:t>
       </w:r>
       <w:r>
         <w:rPr>
           <w:rStyle w:val="NormalWebChar"/>
-          <w:rFonts w:asciiTheme="majorBidi" w:hAnsiTheme="majorBidi" w:cstheme="majorBidi"/>
+          <w:rFonts w:ascii="Cambria" w:hAnsi="Cambria" w:cstheme="majorBidi"/>
           <w:bCs/>
           <w:color w:val="000000" w:themeColor="text1"/>
           <w:sz w:val="20"/>
-          <w:szCs w:val="28"/>
-        </w:rPr>
-        <w:t xml:space="preserve"> | </w:t>
-      </w:r>
-      <w:r>
-        <w:rPr>
-          <w:rStyle w:val="NormalWebChar"/>
-          <w:rFonts w:asciiTheme="majorBidi" w:hAnsiTheme="majorBidi" w:cstheme="majorBidi"/>
-          <w:bCs/>
-          <w:color w:val="000000" w:themeColor="text1"/>
-          <w:sz w:val="20"/>
-          <w:szCs w:val="28"/>
-        </w:rPr>
-        <w:t xml:space="preserve">+40 764309991 | </w:t>
-      </w:r>
-      <w:r>
-        <w:rPr>
-          <w:rFonts w:asciiTheme="majorBidi" w:eastAsia="Times New Roman" w:hAnsiTheme="majorBidi" w:cstheme="majorBidi"/>
-          <w:bCs/>
-          <w:color w:val="000000" w:themeColor="text1"/>
-          <w:szCs w:val="27"/>
-          <w:lang w:eastAsia="en-US"/>
-        </w:rPr>
-        <w:t>popagabriel0523@outlook.com</w:t>
-      </w:r>
-      <w:r>
-        <w:rPr>
-          <w:rFonts w:asciiTheme="majorBidi" w:eastAsia="Times New Roman" w:hAnsiTheme="majorBidi" w:cstheme="majorBidi"/>
-          <w:bCs/>
-          <w:color w:val="000000" w:themeColor="text1"/>
-          <w:szCs w:val="27"/>
-          <w:lang w:eastAsia="en-US"/>
-        </w:rPr>
-        <w:t xml:space="preserve"> | </w:t>
-      </w:r>
-      <w:r>
-        <w:rPr>
-          <w:rStyle w:val="NormalWebChar"/>
-          <w:rFonts w:asciiTheme="majorBidi" w:hAnsiTheme="majorBidi" w:cstheme="majorBidi"/>
-          <w:bCs/>
-          <w:color w:val="000000" w:themeColor="text1"/>
-          <w:sz w:val="20"/>
-          <w:szCs w:val="27"/>
-        </w:rPr>
-        <w:t>https://www.linkedin.com/in/gabriel-popa-89ba643a4/</w:t>
+          <w:szCs w:val="21"/>
+        </w:rPr>
+        <w:t>https://www.linkedin.com/in/gabriel-popa-12890b414/</w:t>
       </w:r>
     </w:p>
     <w:p>
@@ -408,7 +365,6 @@
         </w:rPr>
         <w:t xml:space="preserve">, </w:t>
       </w:r>
-      <w:proofErr w:type="spellStart"/>
       <w:r>
         <w:rPr>
           <w:rStyle w:val="Strong"/>
@@ -417,7 +373,6 @@
         </w:rPr>
         <w:t>PostgreSQL</w:t>
       </w:r>
-      <w:proofErr w:type="spellEnd"/>
       <w:r>
         <w:rPr>
           <w:rFonts w:ascii="Times New Roman" w:hAnsi="Times New Roman" w:cs="Times New Roman"/>
@@ -440,7 +395,6 @@
         </w:rPr>
         <w:t xml:space="preserve">, </w:t>
       </w:r>
-      <w:proofErr w:type="spellStart"/>
       <w:r>
         <w:rPr>
           <w:rStyle w:val="Strong"/>
@@ -449,7 +403,6 @@
         </w:rPr>
         <w:t>Docker</w:t>
       </w:r>
-      <w:proofErr w:type="spellEnd"/>
       <w:r>
         <w:rPr>
           <w:rFonts w:ascii="Times New Roman" w:hAnsi="Times New Roman" w:cs="Times New Roman"/>
@@ -757,7 +710,6 @@
         </w:rPr>
         <w:t xml:space="preserve">, </w:t>
       </w:r>
-      <w:proofErr w:type="spellStart"/>
       <w:r>
         <w:rPr>
           <w:rFonts w:ascii="Times New Roman" w:eastAsia="Times New Roman" w:hAnsi="Times New Roman" w:cs="Times New Roman"/>
@@ -769,7 +721,6 @@
         </w:rPr>
         <w:t>PostgreSQL</w:t>
       </w:r>
-      <w:proofErr w:type="spellEnd"/>
       <w:r>
         <w:rPr>
           <w:rFonts w:ascii="Times New Roman" w:eastAsia="Times New Roman" w:hAnsi="Times New Roman" w:cs="Times New Roman"/>
@@ -824,31 +775,7 @@
           <w:szCs w:val="24"/>
           <w:lang w:eastAsia="en-US"/>
         </w:rPr>
-        <w:t xml:space="preserve">Cloud &amp; </w:t>
-      </w:r>
-      <w:proofErr w:type="spellStart"/>
-      <w:r>
-        <w:rPr>
-          <w:rFonts w:ascii="Times New Roman" w:eastAsia="Times New Roman" w:hAnsi="Times New Roman" w:cs="Times New Roman"/>
-          <w:b/>
-          <w:bCs/>
-          <w:sz w:val="22"/>
-          <w:szCs w:val="24"/>
-          <w:lang w:eastAsia="en-US"/>
-        </w:rPr>
-        <w:t>DevOps</w:t>
-      </w:r>
-      <w:proofErr w:type="spellEnd"/>
-      <w:r>
-        <w:rPr>
-          <w:rFonts w:ascii="Times New Roman" w:eastAsia="Times New Roman" w:hAnsi="Times New Roman" w:cs="Times New Roman"/>
-          <w:b/>
-          <w:bCs/>
-          <w:sz w:val="22"/>
-          <w:szCs w:val="24"/>
-          <w:lang w:eastAsia="en-US"/>
-        </w:rPr>
-        <w:t>:</w:t>
+        <w:t>Cloud &amp; DevOps:</w:t>
       </w:r>
       <w:r>
         <w:rPr>
@@ -908,109 +835,16 @@
           <w:szCs w:val="24"/>
           <w:lang w:eastAsia="en-US"/>
         </w:rPr>
-        <w:t xml:space="preserve">Azure </w:t>
-      </w:r>
-      <w:proofErr w:type="spellStart"/>
-      <w:r>
-        <w:rPr>
-          <w:rFonts w:ascii="Times New Roman" w:eastAsia="Times New Roman" w:hAnsi="Times New Roman" w:cs="Times New Roman"/>
-          <w:b/>
-          <w:bCs/>
-          <w:sz w:val="22"/>
-          <w:szCs w:val="24"/>
-          <w:lang w:eastAsia="en-US"/>
-        </w:rPr>
-        <w:t>DevOps</w:t>
-      </w:r>
-      <w:proofErr w:type="spellEnd"/>
-      <w:r>
-        <w:rPr>
-          <w:rFonts w:ascii="Times New Roman" w:eastAsia="Times New Roman" w:hAnsi="Times New Roman" w:cs="Times New Roman"/>
-          <w:sz w:val="22"/>
-          <w:szCs w:val="24"/>
-          <w:lang w:eastAsia="en-US"/>
-        </w:rPr>
-        <w:t xml:space="preserve">, Azure SQL, Blob Storage, Azure Monitor, AWS, </w:t>
-      </w:r>
-      <w:proofErr w:type="spellStart"/>
-      <w:r>
-        <w:rPr>
-          <w:rFonts w:ascii="Times New Roman" w:eastAsia="Times New Roman" w:hAnsi="Times New Roman" w:cs="Times New Roman"/>
-          <w:sz w:val="22"/>
-          <w:szCs w:val="24"/>
-          <w:lang w:eastAsia="en-US"/>
-        </w:rPr>
-        <w:t>Docker</w:t>
-      </w:r>
-      <w:proofErr w:type="spellEnd"/>
-      <w:r>
-        <w:rPr>
-          <w:rFonts w:ascii="Times New Roman" w:eastAsia="Times New Roman" w:hAnsi="Times New Roman" w:cs="Times New Roman"/>
-          <w:sz w:val="22"/>
-          <w:szCs w:val="24"/>
-          <w:lang w:eastAsia="en-US"/>
-        </w:rPr>
-        <w:t xml:space="preserve">, </w:t>
-      </w:r>
-      <w:proofErr w:type="spellStart"/>
-      <w:r>
-        <w:rPr>
-          <w:rFonts w:ascii="Times New Roman" w:eastAsia="Times New Roman" w:hAnsi="Times New Roman" w:cs="Times New Roman"/>
-          <w:sz w:val="22"/>
-          <w:szCs w:val="24"/>
-          <w:lang w:eastAsia="en-US"/>
-        </w:rPr>
-        <w:t>Kubernetes</w:t>
-      </w:r>
-      <w:proofErr w:type="spellEnd"/>
-      <w:r>
-        <w:rPr>
-          <w:rFonts w:ascii="Times New Roman" w:eastAsia="Times New Roman" w:hAnsi="Times New Roman" w:cs="Times New Roman"/>
-          <w:sz w:val="22"/>
-          <w:szCs w:val="24"/>
-          <w:lang w:eastAsia="en-US"/>
-        </w:rPr>
-        <w:t xml:space="preserve"> basics, </w:t>
-      </w:r>
-      <w:proofErr w:type="spellStart"/>
-      <w:r>
-        <w:rPr>
-          <w:rFonts w:ascii="Times New Roman" w:eastAsia="Times New Roman" w:hAnsi="Times New Roman" w:cs="Times New Roman"/>
-          <w:sz w:val="22"/>
-          <w:szCs w:val="24"/>
-          <w:lang w:eastAsia="en-US"/>
-        </w:rPr>
-        <w:t>GitHub</w:t>
-      </w:r>
-      <w:proofErr w:type="spellEnd"/>
-      <w:r>
-        <w:rPr>
-          <w:rFonts w:ascii="Times New Roman" w:eastAsia="Times New Roman" w:hAnsi="Times New Roman" w:cs="Times New Roman"/>
-          <w:sz w:val="22"/>
-          <w:szCs w:val="24"/>
-          <w:lang w:eastAsia="en-US"/>
-        </w:rPr>
-        <w:t xml:space="preserve"> Actions, Jenkins, CI/CD pipelines, IIS, </w:t>
-      </w:r>
-      <w:proofErr w:type="spellStart"/>
-      <w:r>
-        <w:rPr>
-          <w:rFonts w:ascii="Times New Roman" w:eastAsia="Times New Roman" w:hAnsi="Times New Roman" w:cs="Times New Roman"/>
-          <w:sz w:val="22"/>
-          <w:szCs w:val="24"/>
-          <w:lang w:eastAsia="en-US"/>
-        </w:rPr>
-        <w:t>Nginx</w:t>
-      </w:r>
-      <w:proofErr w:type="spellEnd"/>
-      <w:r>
-        <w:rPr>
-          <w:rFonts w:ascii="Times New Roman" w:eastAsia="Times New Roman" w:hAnsi="Times New Roman" w:cs="Times New Roman"/>
-          <w:sz w:val="22"/>
-          <w:szCs w:val="24"/>
-          <w:lang w:eastAsia="en-US"/>
-        </w:rPr>
-        <w:t>, Linux, deployment troubleshooting</w:t>
+        <w:t>Azure DevOps</w:t>
+      </w:r>
+      <w:r>
+        <w:rPr>
+          <w:rFonts w:ascii="Times New Roman" w:eastAsia="Times New Roman" w:hAnsi="Times New Roman" w:cs="Times New Roman"/>
+          <w:sz w:val="22"/>
+          <w:szCs w:val="24"/>
+          <w:lang w:eastAsia="en-US"/>
+        </w:rPr>
+        <w:t>, Azure SQL, Blob Storage, Azure Monitor, AWS, Docker, Kubernetes basics, GitHub Actions, Jenkins, CI/CD pipelines, IIS, Nginx, Linux, deployment troubleshooting</w:t>
       </w:r>
     </w:p>
     <w:p>
@@ -1028,29 +862,16 @@
           <w:lang w:eastAsia="en-US"/>
         </w:rPr>
       </w:pPr>
-      <w:proofErr w:type="spellStart"/>
-      <w:r>
-        <w:rPr>
-          <w:rFonts w:ascii="Times New Roman" w:eastAsia="Times New Roman" w:hAnsi="Times New Roman" w:cs="Times New Roman"/>
-          <w:b/>
-          <w:bCs/>
-          <w:sz w:val="22"/>
-          <w:szCs w:val="24"/>
-          <w:lang w:eastAsia="en-US"/>
-        </w:rPr>
-        <w:t>Observability</w:t>
-      </w:r>
-      <w:proofErr w:type="spellEnd"/>
-      <w:r>
-        <w:rPr>
-          <w:rFonts w:ascii="Times New Roman" w:eastAsia="Times New Roman" w:hAnsi="Times New Roman" w:cs="Times New Roman"/>
-          <w:b/>
-          <w:bCs/>
-          <w:sz w:val="22"/>
-          <w:szCs w:val="24"/>
-          <w:lang w:eastAsia="en-US"/>
-        </w:rPr>
-        <w:t xml:space="preserve"> / Quality / Security:</w:t>
+      <w:r>
+        <w:rPr>
+          <w:rFonts w:ascii="Times New Roman" w:eastAsia="Times New Roman" w:hAnsi="Times New Roman" w:cs="Times New Roman"/>
+          <w:b/>
+          <w:bCs/>
+          <w:sz w:val="22"/>
+          <w:szCs w:val="24"/>
+          <w:lang w:eastAsia="en-US"/>
+        </w:rPr>
+        <w:t>Observability / Quality / Security:</w:t>
       </w:r>
       <w:r>
         <w:rPr>
@@ -1759,27 +1580,7 @@
           <w:szCs w:val="24"/>
           <w:lang w:eastAsia="en-US"/>
         </w:rPr>
-        <w:t xml:space="preserve">Strengthened release reliability by standardizing environment configuration, improving </w:t>
-      </w:r>
-      <w:proofErr w:type="spellStart"/>
-      <w:r>
-        <w:rPr>
-          <w:rFonts w:ascii="Times New Roman" w:eastAsia="Times New Roman" w:hAnsi="Times New Roman" w:cs="Times New Roman"/>
-          <w:sz w:val="22"/>
-          <w:szCs w:val="24"/>
-          <w:lang w:eastAsia="en-US"/>
-        </w:rPr>
-        <w:t>Docker</w:t>
-      </w:r>
-      <w:proofErr w:type="spellEnd"/>
-      <w:r>
-        <w:rPr>
-          <w:rFonts w:ascii="Times New Roman" w:eastAsia="Times New Roman" w:hAnsi="Times New Roman" w:cs="Times New Roman"/>
-          <w:sz w:val="22"/>
-          <w:szCs w:val="24"/>
-          <w:lang w:eastAsia="en-US"/>
-        </w:rPr>
-        <w:t xml:space="preserve"> build consistency, and adding stricter CI/CD validation gates, which helped backend deployments complete with fewer environment-specific failures.</w:t>
+        <w:t>Strengthened release reliability by standardizing environment configuration, improving Docker build consistency, and adding stricter CI/CD validation gates, which helped backend deployments complete with fewer environment-specific failures.</w:t>
       </w:r>
     </w:p>
     <w:p>
@@ -2349,7 +2150,6 @@
         </w:rPr>
         <w:t xml:space="preserve">Helped standardize containerized development and release workflows with </w:t>
       </w:r>
-      <w:proofErr w:type="spellStart"/>
       <w:r>
         <w:rPr>
           <w:rFonts w:ascii="Times New Roman" w:eastAsia="Times New Roman" w:hAnsi="Times New Roman" w:cs="Times New Roman"/>
@@ -2361,7 +2161,6 @@
         </w:rPr>
         <w:t>Docker</w:t>
       </w:r>
-      <w:proofErr w:type="spellEnd"/>
       <w:r>
         <w:rPr>
           <w:rFonts w:ascii="Times New Roman" w:eastAsia="Times New Roman" w:hAnsi="Times New Roman" w:cs="Times New Roman"/>
@@ -2505,8 +2304,10 @@
           <w:sz w:val="22"/>
           <w:szCs w:val="28"/>
         </w:rPr>
-        <w:t>Sept</w:t>
-      </w:r>
+        <w:t>Sep</w:t>
+      </w:r>
+      <w:bookmarkStart w:id="0" w:name="_GoBack"/>
+      <w:bookmarkEnd w:id="0"/>
       <w:r>
         <w:rPr>
           <w:rFonts w:asciiTheme="majorBidi" w:hAnsiTheme="majorBidi" w:cstheme="majorBidi"/>
@@ -6979,7 +6780,6 @@
       <w:jc w:val="both"/>
     </w:pPr>
     <w:tblPr>
-      <w:tblInd w:w="0" w:type="dxa"/>
       <w:tblBorders>
         <w:top w:val="single" w:sz="4" w:space="0" w:color="auto"/>
         <w:left w:val="single" w:sz="4" w:space="0" w:color="auto"/>
@@ -6988,12 +6788,6 @@
         <w:insideH w:val="single" w:sz="4" w:space="0" w:color="auto"/>
         <w:insideV w:val="single" w:sz="4" w:space="0" w:color="auto"/>
       </w:tblBorders>
-      <w:tblCellMar>
-        <w:top w:w="0" w:type="dxa"/>
-        <w:left w:w="108" w:type="dxa"/>
-        <w:bottom w:w="0" w:type="dxa"/>
-        <w:right w:w="108" w:type="dxa"/>
-      </w:tblCellMar>
     </w:tblPr>
   </w:style>
   <w:style w:type="character" w:customStyle="1" w:styleId="NormalWebChar">
@@ -7264,7 +7058,6 @@
       <w:jc w:val="both"/>
     </w:pPr>
     <w:tblPr>
-      <w:tblInd w:w="0" w:type="dxa"/>
       <w:tblBorders>
         <w:top w:val="single" w:sz="4" w:space="0" w:color="auto"/>
         <w:left w:val="single" w:sz="4" w:space="0" w:color="auto"/>
@@ -7273,12 +7066,6 @@
         <w:insideH w:val="single" w:sz="4" w:space="0" w:color="auto"/>
         <w:insideV w:val="single" w:sz="4" w:space="0" w:color="auto"/>
       </w:tblBorders>
-      <w:tblCellMar>
-        <w:top w:w="0" w:type="dxa"/>
-        <w:left w:w="108" w:type="dxa"/>
-        <w:bottom w:w="0" w:type="dxa"/>
-        <w:right w:w="108" w:type="dxa"/>
-      </w:tblCellMar>
     </w:tblPr>
   </w:style>
   <w:style w:type="character" w:customStyle="1" w:styleId="NormalWebChar">

--- a/Gabriel/.Net Backend/GABRIEL POPA.docx
+++ b/Gabriel/.Net Backend/GABRIEL POPA.docx
@@ -1086,7 +1086,7 @@
           <w:sz w:val="22"/>
           <w:szCs w:val="28"/>
         </w:rPr>
-        <w:t xml:space="preserve">2024 – </w:t>
+        <w:t xml:space="preserve"> </w:t>
       </w:r>
       <w:r>
         <w:rPr>
@@ -1095,7 +1095,27 @@
           <w:sz w:val="22"/>
           <w:szCs w:val="28"/>
         </w:rPr>
-        <w:t>Dec 2025)</w:t>
+        <w:t xml:space="preserve">2024 – </w:t>
+      </w:r>
+      <w:r>
+        <w:rPr>
+          <w:rFonts w:asciiTheme="majorBidi" w:hAnsiTheme="majorBidi" w:cstheme="majorBidi"/>
+          <w:i/>
+          <w:sz w:val="22"/>
+          <w:szCs w:val="28"/>
+        </w:rPr>
+        <w:t>May</w:t>
+      </w:r>
+      <w:bookmarkStart w:id="0" w:name="_GoBack"/>
+      <w:bookmarkEnd w:id="0"/>
+      <w:r>
+        <w:rPr>
+          <w:rFonts w:asciiTheme="majorBidi" w:hAnsiTheme="majorBidi" w:cstheme="majorBidi"/>
+          <w:i/>
+          <w:sz w:val="22"/>
+          <w:szCs w:val="28"/>
+        </w:rPr>
+        <w:t xml:space="preserve"> 2025)</w:t>
       </w:r>
     </w:p>
     <w:p>
@@ -2306,8 +2326,6 @@
         </w:rPr>
         <w:t>Sep</w:t>
       </w:r>
-      <w:bookmarkStart w:id="0" w:name="_GoBack"/>
-      <w:bookmarkEnd w:id="0"/>
       <w:r>
         <w:rPr>
           <w:rFonts w:asciiTheme="majorBidi" w:hAnsiTheme="majorBidi" w:cstheme="majorBidi"/>
